--- a/Entregas/Teams/Tarefas/Sprint 2/Geração de Prompts/H7 - Desenvolver gerador de system prompt/PSP2 - S2T34 - Tela de Prompts.docx
+++ b/Entregas/Teams/Tarefas/Sprint 2/Geração de Prompts/H7 - Desenvolver gerador de system prompt/PSP2 - S2T34 - Tela de Prompts.docx
@@ -690,7 +690,7 @@
                 <w:sz w:val="20"/>
                 <w:szCs w:val="20"/>
               </w:rPr>
-              <w:t xml:space="preserve">Concluída</w:t>
+              <w:t xml:space="preserve">Concluído</w:t>
             </w:r>
           </w:p>
         </w:tc>
